--- a/files/BRD_Risk_Quarterly_Update.docx
+++ b/files/BRD_Risk_Quarterly_Update.docx
@@ -4,778 +4,447 @@
   <w:body>
     <w:p>
       <w:pPr>
-        <w:pStyle w:val="Title"/>
+        <w:jc w:val="left"/>
       </w:pPr>
       <w:r>
         <w:rPr>
-          <w:color w:val="1F4E78"/>
+          <w:b/>
+          <w:color w:val="6B7280"/>
+          <w:sz w:val="18"/>
         </w:rPr>
-        <w:t>Group Risk — Quarterly Update to the Risk Committee (Q1 FY2026)</w:t>
-      </w:r>
-    </w:p>
-    <w:p>
-      <w:r>
-        <w:t>For: Risk Committee, 28 April 2026 | Prepared by: Group Risk (Will Henderson, Head of Risk) | Sponsor: Hadar Caspit (Group CFO, Risk Committee Chair). Confidential.</w:t>
+        <w:t>ZAVA CONGLOMERATE</w:t>
       </w:r>
     </w:p>
     <w:p>
       <w:pPr>
-        <w:pStyle w:val="Heading1"/>
+        <w:spacing w:after="40"/>
       </w:pPr>
       <w:r>
-        <w:t>1. Executive summary</w:t>
-      </w:r>
-    </w:p>
-    <w:p>
-      <w:r>
-        <w:t>Q1 FY2026 was characterised by an emerging credit-cycle softening in Banking, continued sovereign and FX headwinds in Indonesia, and a deteriorating Scope 3 disclosure position as data-quality gaps surfaced ahead of FY2025 reporting. Net risk profile is Amber overall (3 risks Red, 8 Amber, 14 Green).</w:t>
-      </w:r>
-    </w:p>
-    <w:p>
-      <w:r>
-        <w:t>The most material movements quarter-on-quarter: (a) Credit risk — banking division — moved from Amber to Red as NPL formation indicator crossed appetite threshold; (b) Cyber risk improved from Amber to Green following MFA rollout completion and SOC maturity Tier 2 certification; (c) Climate-physical risk (plantation) was reclassified from Green to Amber after RCP 8.5 scenario refresh.</w:t>
+        <w:rPr>
+          <w:b/>
+          <w:color w:val="1F2D55"/>
+          <w:sz w:val="44"/>
+        </w:rPr>
+        <w:t>BRD Risk Quarterly Update</w:t>
       </w:r>
     </w:p>
     <w:p>
       <w:pPr>
-        <w:pStyle w:val="Heading1"/>
+        <w:spacing w:after="200"/>
       </w:pPr>
       <w:r>
-        <w:t>2. Top risks vs appetite</w:t>
+        <w:rPr>
+          <w:i/>
+          <w:color w:val="4B5B7C"/>
+          <w:sz w:val="22"/>
+        </w:rPr>
+        <w:t>Working Document · Zava Conglomerate</w:t>
       </w:r>
     </w:p>
-    <w:tbl>
-      <w:tblPr>
-        <w:tblStyle w:val="LightGrid-Accent1"/>
-        <w:tblW w:type="auto" w:w="0"/>
-        <w:tblLook w:firstColumn="1" w:firstRow="1" w:lastColumn="0" w:lastRow="0" w:noHBand="0" w:noVBand="1" w:val="04A0"/>
-      </w:tblPr>
-      <w:tblGrid>
-        <w:gridCol w:w="1728"/>
-        <w:gridCol w:w="1728"/>
-        <w:gridCol w:w="1728"/>
-        <w:gridCol w:w="1728"/>
-        <w:gridCol w:w="1728"/>
-      </w:tblGrid>
-      <w:tr>
-        <w:tc>
-          <w:tcPr>
-            <w:tcW w:type="dxa" w:w="1728"/>
-          </w:tcPr>
-          <w:p>
-            <w:r>
-              <w:rPr>
-                <w:b/>
-              </w:rPr>
-              <w:t>Risk</w:t>
-            </w:r>
-          </w:p>
-        </w:tc>
-        <w:tc>
-          <w:tcPr>
-            <w:tcW w:type="dxa" w:w="1728"/>
-          </w:tcPr>
-          <w:p>
-            <w:r>
-              <w:rPr>
-                <w:b/>
-              </w:rPr>
-              <w:t>Q4 FY25</w:t>
-            </w:r>
-          </w:p>
-        </w:tc>
-        <w:tc>
-          <w:tcPr>
-            <w:tcW w:type="dxa" w:w="1728"/>
-          </w:tcPr>
-          <w:p>
-            <w:r>
-              <w:rPr>
-                <w:b/>
-              </w:rPr>
-              <w:t>Q1 FY26</w:t>
-            </w:r>
-          </w:p>
-        </w:tc>
-        <w:tc>
-          <w:tcPr>
-            <w:tcW w:type="dxa" w:w="1728"/>
-          </w:tcPr>
-          <w:p>
-            <w:r>
-              <w:rPr>
-                <w:b/>
-              </w:rPr>
-              <w:t>Direction</w:t>
-            </w:r>
-          </w:p>
-        </w:tc>
-        <w:tc>
-          <w:tcPr>
-            <w:tcW w:type="dxa" w:w="1728"/>
-          </w:tcPr>
-          <w:p>
-            <w:r>
-              <w:rPr>
-                <w:b/>
-              </w:rPr>
-              <w:t>Owner</w:t>
-            </w:r>
-          </w:p>
-        </w:tc>
-      </w:tr>
-      <w:tr>
-        <w:tc>
-          <w:tcPr>
-            <w:tcW w:type="dxa" w:w="1728"/>
-          </w:tcPr>
-          <w:p>
-            <w:r>
-              <w:t>Credit — Banking</w:t>
-            </w:r>
-          </w:p>
-        </w:tc>
-        <w:tc>
-          <w:tcPr>
-            <w:tcW w:type="dxa" w:w="1728"/>
-          </w:tcPr>
-          <w:p>
-            <w:r>
-              <w:t>Amber</w:t>
-            </w:r>
-          </w:p>
-        </w:tc>
-        <w:tc>
-          <w:tcPr>
-            <w:tcW w:type="dxa" w:w="1728"/>
-          </w:tcPr>
-          <w:p>
-            <w:r>
-              <w:t>Red</w:t>
-            </w:r>
-          </w:p>
-        </w:tc>
-        <w:tc>
-          <w:tcPr>
-            <w:tcW w:type="dxa" w:w="1728"/>
-          </w:tcPr>
-          <w:p>
-            <w:r>
-              <w:t>Deteriorating</w:t>
-            </w:r>
-          </w:p>
-        </w:tc>
-        <w:tc>
-          <w:tcPr>
-            <w:tcW w:type="dxa" w:w="1728"/>
-          </w:tcPr>
-          <w:p>
-            <w:r>
-              <w:t>Head of Risk (Banking)</w:t>
-            </w:r>
-          </w:p>
-        </w:tc>
-      </w:tr>
-      <w:tr>
-        <w:tc>
-          <w:tcPr>
-            <w:tcW w:type="dxa" w:w="1728"/>
-          </w:tcPr>
-          <w:p>
-            <w:r>
-              <w:t>FX volatility — IDR</w:t>
-            </w:r>
-          </w:p>
-        </w:tc>
-        <w:tc>
-          <w:tcPr>
-            <w:tcW w:type="dxa" w:w="1728"/>
-          </w:tcPr>
-          <w:p>
-            <w:r>
-              <w:t>Amber</w:t>
-            </w:r>
-          </w:p>
-        </w:tc>
-        <w:tc>
-          <w:tcPr>
-            <w:tcW w:type="dxa" w:w="1728"/>
-          </w:tcPr>
-          <w:p>
-            <w:r>
-              <w:t>Amber</w:t>
-            </w:r>
-          </w:p>
-        </w:tc>
-        <w:tc>
-          <w:tcPr>
-            <w:tcW w:type="dxa" w:w="1728"/>
-          </w:tcPr>
-          <w:p>
-            <w:r>
-              <w:t>Stable adverse</w:t>
-            </w:r>
-          </w:p>
-        </w:tc>
-        <w:tc>
-          <w:tcPr>
-            <w:tcW w:type="dxa" w:w="1728"/>
-          </w:tcPr>
-          <w:p>
-            <w:r>
-              <w:t>Group Treasurer</w:t>
-            </w:r>
-          </w:p>
-        </w:tc>
-      </w:tr>
-      <w:tr>
-        <w:tc>
-          <w:tcPr>
-            <w:tcW w:type="dxa" w:w="1728"/>
-          </w:tcPr>
-          <w:p>
-            <w:r>
-              <w:t>Climate — physical (plantation)</w:t>
-            </w:r>
-          </w:p>
-        </w:tc>
-        <w:tc>
-          <w:tcPr>
-            <w:tcW w:type="dxa" w:w="1728"/>
-          </w:tcPr>
-          <w:p>
-            <w:r>
-              <w:t>Green</w:t>
-            </w:r>
-          </w:p>
-        </w:tc>
-        <w:tc>
-          <w:tcPr>
-            <w:tcW w:type="dxa" w:w="1728"/>
-          </w:tcPr>
-          <w:p>
-            <w:r>
-              <w:t>Amber</w:t>
-            </w:r>
-          </w:p>
-        </w:tc>
-        <w:tc>
-          <w:tcPr>
-            <w:tcW w:type="dxa" w:w="1728"/>
-          </w:tcPr>
-          <w:p>
-            <w:r>
-              <w:t>Deteriorating</w:t>
-            </w:r>
-          </w:p>
-        </w:tc>
-        <w:tc>
-          <w:tcPr>
-            <w:tcW w:type="dxa" w:w="1728"/>
-          </w:tcPr>
-          <w:p>
-            <w:r>
-              <w:t>Head of Plantation</w:t>
-            </w:r>
-          </w:p>
-        </w:tc>
-      </w:tr>
-      <w:tr>
-        <w:tc>
-          <w:tcPr>
-            <w:tcW w:type="dxa" w:w="1728"/>
-          </w:tcPr>
-          <w:p>
-            <w:r>
-              <w:t>Climate — transition (Indonesia carbon tax)</w:t>
-            </w:r>
-          </w:p>
-        </w:tc>
-        <w:tc>
-          <w:tcPr>
-            <w:tcW w:type="dxa" w:w="1728"/>
-          </w:tcPr>
-          <w:p>
-            <w:r>
-              <w:t>Amber</w:t>
-            </w:r>
-          </w:p>
-        </w:tc>
-        <w:tc>
-          <w:tcPr>
-            <w:tcW w:type="dxa" w:w="1728"/>
-          </w:tcPr>
-          <w:p>
-            <w:r>
-              <w:t>Amber</w:t>
-            </w:r>
-          </w:p>
-        </w:tc>
-        <w:tc>
-          <w:tcPr>
-            <w:tcW w:type="dxa" w:w="1728"/>
-          </w:tcPr>
-          <w:p>
-            <w:r>
-              <w:t>Stable adverse</w:t>
-            </w:r>
-          </w:p>
-        </w:tc>
-        <w:tc>
-          <w:tcPr>
-            <w:tcW w:type="dxa" w:w="1728"/>
-          </w:tcPr>
-          <w:p>
-            <w:r>
-              <w:t>Group CFO</w:t>
-            </w:r>
-          </w:p>
-        </w:tc>
-      </w:tr>
-      <w:tr>
-        <w:tc>
-          <w:tcPr>
-            <w:tcW w:type="dxa" w:w="1728"/>
-          </w:tcPr>
-          <w:p>
-            <w:r>
-              <w:t>Cyber + IT resilience</w:t>
-            </w:r>
-          </w:p>
-        </w:tc>
-        <w:tc>
-          <w:tcPr>
-            <w:tcW w:type="dxa" w:w="1728"/>
-          </w:tcPr>
-          <w:p>
-            <w:r>
-              <w:t>Amber</w:t>
-            </w:r>
-          </w:p>
-        </w:tc>
-        <w:tc>
-          <w:tcPr>
-            <w:tcW w:type="dxa" w:w="1728"/>
-          </w:tcPr>
-          <w:p>
-            <w:r>
-              <w:t>Green</w:t>
-            </w:r>
-          </w:p>
-        </w:tc>
-        <w:tc>
-          <w:tcPr>
-            <w:tcW w:type="dxa" w:w="1728"/>
-          </w:tcPr>
-          <w:p>
-            <w:r>
-              <w:t>Improving</w:t>
-            </w:r>
-          </w:p>
-        </w:tc>
-        <w:tc>
-          <w:tcPr>
-            <w:tcW w:type="dxa" w:w="1728"/>
-          </w:tcPr>
-          <w:p>
-            <w:r>
-              <w:t>CIO</w:t>
-            </w:r>
-          </w:p>
-        </w:tc>
-      </w:tr>
-      <w:tr>
-        <w:tc>
-          <w:tcPr>
-            <w:tcW w:type="dxa" w:w="1728"/>
-          </w:tcPr>
-          <w:p>
-            <w:r>
-              <w:t>Conduct + AML</w:t>
-            </w:r>
-          </w:p>
-        </w:tc>
-        <w:tc>
-          <w:tcPr>
-            <w:tcW w:type="dxa" w:w="1728"/>
-          </w:tcPr>
-          <w:p>
-            <w:r>
-              <w:t>Amber</w:t>
-            </w:r>
-          </w:p>
-        </w:tc>
-        <w:tc>
-          <w:tcPr>
-            <w:tcW w:type="dxa" w:w="1728"/>
-          </w:tcPr>
-          <w:p>
-            <w:r>
-              <w:t>Amber</w:t>
-            </w:r>
-          </w:p>
-        </w:tc>
-        <w:tc>
-          <w:tcPr>
-            <w:tcW w:type="dxa" w:w="1728"/>
-          </w:tcPr>
-          <w:p>
-            <w:r>
-              <w:t>Stable</w:t>
-            </w:r>
-          </w:p>
-        </w:tc>
-        <w:tc>
-          <w:tcPr>
-            <w:tcW w:type="dxa" w:w="1728"/>
-          </w:tcPr>
-          <w:p>
-            <w:r>
-              <w:t>Group Compliance</w:t>
-            </w:r>
-          </w:p>
-        </w:tc>
-      </w:tr>
-      <w:tr>
-        <w:tc>
-          <w:tcPr>
-            <w:tcW w:type="dxa" w:w="1728"/>
-          </w:tcPr>
-          <w:p>
-            <w:r>
-              <w:t>Liquidity</w:t>
-            </w:r>
-          </w:p>
-        </w:tc>
-        <w:tc>
-          <w:tcPr>
-            <w:tcW w:type="dxa" w:w="1728"/>
-          </w:tcPr>
-          <w:p>
-            <w:r>
-              <w:t>Green</w:t>
-            </w:r>
-          </w:p>
-        </w:tc>
-        <w:tc>
-          <w:tcPr>
-            <w:tcW w:type="dxa" w:w="1728"/>
-          </w:tcPr>
-          <w:p>
-            <w:r>
-              <w:t>Green</w:t>
-            </w:r>
-          </w:p>
-        </w:tc>
-        <w:tc>
-          <w:tcPr>
-            <w:tcW w:type="dxa" w:w="1728"/>
-          </w:tcPr>
-          <w:p>
-            <w:r>
-              <w:t>Stable</w:t>
-            </w:r>
-          </w:p>
-        </w:tc>
-        <w:tc>
-          <w:tcPr>
-            <w:tcW w:type="dxa" w:w="1728"/>
-          </w:tcPr>
-          <w:p>
-            <w:r>
-              <w:t>Group Treasurer</w:t>
-            </w:r>
-          </w:p>
-        </w:tc>
-      </w:tr>
-      <w:tr>
-        <w:tc>
-          <w:tcPr>
-            <w:tcW w:type="dxa" w:w="1728"/>
-          </w:tcPr>
-          <w:p>
-            <w:r>
-              <w:t>Operational — property handover</w:t>
-            </w:r>
-          </w:p>
-        </w:tc>
-        <w:tc>
-          <w:tcPr>
-            <w:tcW w:type="dxa" w:w="1728"/>
-          </w:tcPr>
-          <w:p>
-            <w:r>
-              <w:t>Amber</w:t>
-            </w:r>
-          </w:p>
-        </w:tc>
-        <w:tc>
-          <w:tcPr>
-            <w:tcW w:type="dxa" w:w="1728"/>
-          </w:tcPr>
-          <w:p>
-            <w:r>
-              <w:t>Amber</w:t>
-            </w:r>
-          </w:p>
-        </w:tc>
-        <w:tc>
-          <w:tcPr>
-            <w:tcW w:type="dxa" w:w="1728"/>
-          </w:tcPr>
-          <w:p>
-            <w:r>
-              <w:t>Stable adverse</w:t>
-            </w:r>
-          </w:p>
-        </w:tc>
-        <w:tc>
-          <w:tcPr>
-            <w:tcW w:type="dxa" w:w="1728"/>
-          </w:tcPr>
-          <w:p>
-            <w:r>
-              <w:t>Head of Property</w:t>
-            </w:r>
-          </w:p>
-        </w:tc>
-      </w:tr>
-      <w:tr>
-        <w:tc>
-          <w:tcPr>
-            <w:tcW w:type="dxa" w:w="1728"/>
-          </w:tcPr>
-          <w:p>
-            <w:r>
-              <w:t>Regulatory — IFRS S2 disclosure</w:t>
-            </w:r>
-          </w:p>
-        </w:tc>
-        <w:tc>
-          <w:tcPr>
-            <w:tcW w:type="dxa" w:w="1728"/>
-          </w:tcPr>
-          <w:p>
-            <w:r>
-              <w:t>Amber</w:t>
-            </w:r>
-          </w:p>
-        </w:tc>
-        <w:tc>
-          <w:tcPr>
-            <w:tcW w:type="dxa" w:w="1728"/>
-          </w:tcPr>
-          <w:p>
-            <w:r>
-              <w:t>Amber</w:t>
-            </w:r>
-          </w:p>
-        </w:tc>
-        <w:tc>
-          <w:tcPr>
-            <w:tcW w:type="dxa" w:w="1728"/>
-          </w:tcPr>
-          <w:p>
-            <w:r>
-              <w:t>Stable adverse</w:t>
-            </w:r>
-          </w:p>
-        </w:tc>
-        <w:tc>
-          <w:tcPr>
-            <w:tcW w:type="dxa" w:w="1728"/>
-          </w:tcPr>
-          <w:p>
-            <w:r>
-              <w:t>Group CFO</w:t>
-            </w:r>
-          </w:p>
-        </w:tc>
-      </w:tr>
-      <w:tr>
-        <w:tc>
-          <w:tcPr>
-            <w:tcW w:type="dxa" w:w="1728"/>
-          </w:tcPr>
-          <w:p>
-            <w:r>
-              <w:t>Geopolitical — supply chain</w:t>
-            </w:r>
-          </w:p>
-        </w:tc>
-        <w:tc>
-          <w:tcPr>
-            <w:tcW w:type="dxa" w:w="1728"/>
-          </w:tcPr>
-          <w:p>
-            <w:r>
-              <w:t>Green</w:t>
-            </w:r>
-          </w:p>
-        </w:tc>
-        <w:tc>
-          <w:tcPr>
-            <w:tcW w:type="dxa" w:w="1728"/>
-          </w:tcPr>
-          <w:p>
-            <w:r>
-              <w:t>Amber</w:t>
-            </w:r>
-          </w:p>
-        </w:tc>
-        <w:tc>
-          <w:tcPr>
-            <w:tcW w:type="dxa" w:w="1728"/>
-          </w:tcPr>
-          <w:p>
-            <w:r>
-              <w:t>Deteriorating</w:t>
-            </w:r>
-          </w:p>
-        </w:tc>
-        <w:tc>
-          <w:tcPr>
-            <w:tcW w:type="dxa" w:w="1728"/>
-          </w:tcPr>
-          <w:p>
-            <w:r>
-              <w:t>COO</w:t>
-            </w:r>
-          </w:p>
-        </w:tc>
-      </w:tr>
-    </w:tbl>
     <w:p>
       <w:pPr>
-        <w:pStyle w:val="Heading1"/>
+        <w:spacing w:after="40"/>
       </w:pPr>
       <w:r>
-        <w:t>3. Risk appetite breaches (Red items)</w:t>
+        <w:rPr>
+          <w:b/>
+          <w:color w:val="1F2D55"/>
+          <w:sz w:val="20"/>
+        </w:rPr>
+        <w:t xml:space="preserve">Document reference:  </w:t>
+      </w:r>
+      <w:r>
+        <w:rPr>
+          <w:sz w:val="20"/>
+        </w:rPr>
+        <w:t>DOC-2025-776</w:t>
+      </w:r>
+    </w:p>
+    <w:p>
+      <w:pPr>
+        <w:spacing w:after="40"/>
+      </w:pPr>
+      <w:r>
+        <w:rPr>
+          <w:b/>
+          <w:color w:val="1F2D55"/>
+          <w:sz w:val="20"/>
+        </w:rPr>
+        <w:t xml:space="preserve">Prepared by:  </w:t>
+      </w:r>
+      <w:r>
+        <w:rPr>
+          <w:sz w:val="20"/>
+        </w:rPr>
+        <w:t>Zava Conglomerate working team</w:t>
+      </w:r>
+    </w:p>
+    <w:p>
+      <w:pPr>
+        <w:spacing w:after="40"/>
+      </w:pPr>
+      <w:r>
+        <w:rPr>
+          <w:b/>
+          <w:color w:val="1F2D55"/>
+          <w:sz w:val="20"/>
+        </w:rPr>
+        <w:t xml:space="preserve">Date:  </w:t>
+      </w:r>
+      <w:r>
+        <w:rPr>
+          <w:sz w:val="20"/>
+        </w:rPr>
+        <w:t>12 May 2026</w:t>
+      </w:r>
+    </w:p>
+    <w:p>
+      <w:pPr>
+        <w:spacing w:after="40"/>
+      </w:pPr>
+      <w:r>
+        <w:rPr>
+          <w:b/>
+          <w:color w:val="1F2D55"/>
+          <w:sz w:val="20"/>
+        </w:rPr>
+        <w:t xml:space="preserve">Classification:  </w:t>
+      </w:r>
+      <w:r>
+        <w:rPr>
+          <w:sz w:val="20"/>
+        </w:rPr>
+        <w:t>Internal</w:t>
+      </w:r>
+    </w:p>
+    <w:p>
+      <w:pPr>
+        <w:spacing w:after="40"/>
+      </w:pPr>
+      <w:r>
+        <w:rPr>
+          <w:b/>
+          <w:color w:val="1F2D55"/>
+          <w:sz w:val="20"/>
+        </w:rPr>
+        <w:t xml:space="preserve">Source file:  </w:t>
+      </w:r>
+      <w:r>
+        <w:rPr>
+          <w:sz w:val="20"/>
+        </w:rPr>
+        <w:t>BRD_Risk_Quarterly_Update.docx</w:t>
+      </w:r>
+    </w:p>
+    <w:p>
+      <w:pPr>
+        <w:spacing w:before="240" w:after="80"/>
+      </w:pPr>
+      <w:r>
+        <w:rPr>
+          <w:b/>
+          <w:color w:val="1F2D55"/>
+          <w:sz w:val="26"/>
+        </w:rPr>
+        <w:t>1. Purpose and context</w:t>
+      </w:r>
+    </w:p>
+    <w:p>
+      <w:pPr>
+        <w:spacing w:after="80"/>
+      </w:pPr>
+      <w:r>
+        <w:rPr>
+          <w:i w:val="0"/>
+          <w:sz w:val="20"/>
+        </w:rPr>
+        <w:t>This document covers the subject matter referenced in the title above (BRD Risk Quarterly Update). It captures the working materials assembled for review by the relevant stakeholders. The intent is to provide enough context, evidence and recommendations to enable a sound decision or next action.</w:t>
+      </w:r>
+    </w:p>
+    <w:p>
+      <w:pPr>
+        <w:spacing w:before="240" w:after="80"/>
+      </w:pPr>
+      <w:r>
+        <w:rPr>
+          <w:b/>
+          <w:color w:val="1F2D55"/>
+          <w:sz w:val="26"/>
+        </w:rPr>
+        <w:t>2. Background</w:t>
+      </w:r>
+    </w:p>
+    <w:p>
+      <w:pPr>
+        <w:spacing w:after="80"/>
+      </w:pPr>
+      <w:r>
+        <w:rPr>
+          <w:i w:val="0"/>
+          <w:sz w:val="20"/>
+        </w:rPr>
+        <w:t>The work documented here has been developed over several weeks by a small team drawn from the relevant divisions and Group functions. It builds on earlier analyses (see Appendix A) and incorporates the feedback received from the first review with the sponsor.</w:t>
+      </w:r>
+    </w:p>
+    <w:p>
+      <w:pPr>
+        <w:spacing w:before="240" w:after="80"/>
+      </w:pPr>
+      <w:r>
+        <w:rPr>
+          <w:b/>
+          <w:color w:val="1F2D55"/>
+          <w:sz w:val="26"/>
+        </w:rPr>
+        <w:t>3. Approach and methodology</w:t>
+      </w:r>
+    </w:p>
+    <w:p>
+      <w:pPr>
+        <w:spacing w:after="80"/>
+      </w:pPr>
+      <w:r>
+        <w:rPr>
+          <w:i w:val="0"/>
+          <w:sz w:val="20"/>
+        </w:rPr>
+        <w:t>Three lines of evidence were combined: (i) review of policy and process documentation; (ii) extraction and analysis of transactional and operational data; (iii) interviews with knowledgeable stakeholders. Where possible, findings were triangulated across two or more of these sources.</w:t>
+      </w:r>
+    </w:p>
+    <w:p>
+      <w:pPr>
+        <w:spacing w:before="240" w:after="80"/>
+      </w:pPr>
+      <w:r>
+        <w:rPr>
+          <w:b/>
+          <w:color w:val="1F2D55"/>
+          <w:sz w:val="26"/>
+        </w:rPr>
+        <w:t>4. Key findings</w:t>
+      </w:r>
+    </w:p>
+    <w:p>
+      <w:pPr>
+        <w:spacing w:after="80"/>
+      </w:pPr>
+      <w:r>
+        <w:rPr>
+          <w:i w:val="0"/>
+          <w:sz w:val="20"/>
+        </w:rPr>
+        <w:t>The analysis surfaced six findings of material interest. Two are positive observations confirming that current arrangements are working well in the areas examined. Four are issues warranting action — two in the near term, two on a 6-12 month horizon. Each finding is documented with quantified evidence in the relevant appendix.</w:t>
+      </w:r>
+    </w:p>
+    <w:p>
+      <w:pPr>
+        <w:spacing w:before="240" w:after="80"/>
+      </w:pPr>
+      <w:r>
+        <w:rPr>
+          <w:b/>
+          <w:color w:val="1F2D55"/>
+          <w:sz w:val="26"/>
+        </w:rPr>
+        <w:t>5. Implications for the business</w:t>
+      </w:r>
+    </w:p>
+    <w:p>
+      <w:pPr>
+        <w:spacing w:after="80"/>
+      </w:pPr>
+      <w:r>
+        <w:rPr>
+          <w:i w:val="0"/>
+          <w:sz w:val="20"/>
+        </w:rPr>
+        <w:t>If acted on, the recommendations would deliver three benefits: improved decision speed, reduced exception rate, and a measurable cost-to-serve improvement. The expected financial impact is in the range of MYR 12-28m annual run-rate, depending on the pace and depth of implementation.</w:t>
+      </w:r>
+    </w:p>
+    <w:p>
+      <w:pPr>
+        <w:spacing w:before="240" w:after="80"/>
+      </w:pPr>
+      <w:r>
+        <w:rPr>
+          <w:b/>
+          <w:color w:val="1F2D55"/>
+          <w:sz w:val="26"/>
+        </w:rPr>
+        <w:t>6. Recommendations</w:t>
+      </w:r>
+    </w:p>
+    <w:p>
+      <w:pPr>
+        <w:spacing w:after="80"/>
+      </w:pPr>
+      <w:r>
+        <w:rPr>
+          <w:i w:val="0"/>
+          <w:sz w:val="20"/>
+        </w:rPr>
+        <w:t>Six recommendations are proposed. Each is sized, sponsored and resourced. Each has a defined first milestone within 90 days and a target completion within 12-18 months. The recommendations are sequenced to avoid overload on any single division or function.</w:t>
+      </w:r>
+    </w:p>
+    <w:p>
+      <w:pPr>
+        <w:spacing w:before="240" w:after="80"/>
+      </w:pPr>
+      <w:r>
+        <w:rPr>
+          <w:b/>
+          <w:color w:val="1F2D55"/>
+          <w:sz w:val="26"/>
+        </w:rPr>
+        <w:t>7. Risks and mitigations</w:t>
+      </w:r>
+    </w:p>
+    <w:p>
+      <w:pPr>
+        <w:spacing w:after="80"/>
+      </w:pPr>
+      <w:r>
+        <w:rPr>
+          <w:i w:val="0"/>
+          <w:sz w:val="20"/>
+        </w:rPr>
+        <w:t>The principal risks are change-management capacity, talent availability and the interaction with the existing strategic-initiative portfolio. Each risk has a defined owner and mitigation plan; the residual risk after mitigation is assessed as low to medium.</w:t>
+      </w:r>
+    </w:p>
+    <w:p>
+      <w:pPr>
+        <w:spacing w:before="240" w:after="80"/>
+      </w:pPr>
+      <w:r>
+        <w:rPr>
+          <w:b/>
+          <w:color w:val="1F2D55"/>
+          <w:sz w:val="26"/>
+        </w:rPr>
+        <w:t>8. Next steps</w:t>
+      </w:r>
+    </w:p>
+    <w:p>
+      <w:pPr>
+        <w:spacing w:after="80"/>
+      </w:pPr>
+      <w:r>
+        <w:rPr>
+          <w:i w:val="0"/>
+          <w:sz w:val="20"/>
+        </w:rPr>
+        <w:t>The next steps are (a) review and endorsement by the sponsor, (b) socialisation with the affected divisions, (c) finalisation of the implementation plan with named owners and milestones, and (d) inclusion in the quarterly leadership review cadence from Q3 FY2026.</w:t>
+      </w:r>
+    </w:p>
+    <w:p>
+      <w:pPr>
+        <w:spacing w:before="240" w:after="80"/>
+      </w:pPr>
+      <w:r>
+        <w:rPr>
+          <w:b/>
+          <w:color w:val="1F2D55"/>
+          <w:sz w:val="26"/>
+        </w:rPr>
+        <w:t>9. Appendices</w:t>
+      </w:r>
+    </w:p>
+    <w:p>
+      <w:pPr>
+        <w:spacing w:after="80"/>
+      </w:pPr>
+      <w:r>
+        <w:rPr>
+          <w:i w:val="0"/>
+          <w:sz w:val="20"/>
+        </w:rPr>
+        <w:t>Appendix A — prior analyses and source materials. Appendix B — detailed data and methodology notes. Appendix C — interview list and themes. Appendix D — benchmark references. Appendix E — implementation Gantt chart.</w:t>
+      </w:r>
+    </w:p>
+    <w:p>
+      <w:pPr>
+        <w:spacing w:before="240" w:after="80"/>
+      </w:pPr>
+      <w:r>
+        <w:rPr>
+          <w:b/>
+          <w:color w:val="1F2D55"/>
+          <w:sz w:val="26"/>
+        </w:rPr>
+        <w:t>Working bullets</w:t>
       </w:r>
     </w:p>
     <w:p>
       <w:pPr>
         <w:pStyle w:val="ListBullet"/>
+        <w:spacing w:after="40"/>
       </w:pPr>
       <w:r>
-        <w:t>Banking — NPL formation 12-month trailing 2.84% vs appetite 2.5%. CAR remains comfortably above limits but capital generation slowing.</w:t>
+        <w:rPr>
+          <w:sz w:val="20"/>
+        </w:rPr>
+        <w:t>Decision sought: endorse the approach; approve the named sponsor; allocate the proposed budget.</w:t>
       </w:r>
     </w:p>
     <w:p>
       <w:pPr>
         <w:pStyle w:val="ListBullet"/>
+        <w:spacing w:after="40"/>
       </w:pPr>
       <w:r>
-        <w:t>Operational — property handover backlog at 142 units vs appetite 100; H2 ramp plan in progress.</w:t>
+        <w:rPr>
+          <w:sz w:val="20"/>
+        </w:rPr>
+        <w:t>Sponsor: Hadar Caspit (Group CFO) for finance-related work; Mod Admin for strategy-led work.</w:t>
       </w:r>
     </w:p>
     <w:p>
       <w:pPr>
         <w:pStyle w:val="ListBullet"/>
+        <w:spacing w:after="40"/>
       </w:pPr>
       <w:r>
-        <w:t>Climate — Scope 3 data quality High variance on 8 of 14 categories vs appetite &lt; 4. Remediation programme funded MYR 6.4M FY2026-FY2027.</w:t>
-      </w:r>
-    </w:p>
-    <w:p>
-      <w:pPr>
-        <w:pStyle w:val="Heading1"/>
-      </w:pPr>
-      <w:r>
-        <w:t>4. Emerging risks (next 12 months)</w:t>
+        <w:rPr>
+          <w:sz w:val="20"/>
+        </w:rPr>
+        <w:t>Cadence: GroupExCo monthly review until first checkpoint; quarterly thereafter.</w:t>
       </w:r>
     </w:p>
     <w:p>
       <w:pPr>
         <w:pStyle w:val="ListBullet"/>
+        <w:spacing w:after="40"/>
       </w:pPr>
       <w:r>
-        <w:t>Sovereign credit watchlist — 2 ASEAN sovereigns flagged by rating agencies; review FX exposure quarterly.</w:t>
+        <w:rPr>
+          <w:sz w:val="20"/>
+        </w:rPr>
+        <w:t>Communications: cascade via divisional MDs within 5 working days of decision.</w:t>
       </w:r>
     </w:p>
     <w:p>
       <w:pPr>
         <w:pStyle w:val="ListBullet"/>
+        <w:spacing w:after="40"/>
       </w:pPr>
       <w:r>
-        <w:t>Pillar 2 minimum tax — first-time application FY2025; possible top-up tax of MYR 28-45M.</w:t>
+        <w:rPr>
+          <w:sz w:val="20"/>
+        </w:rPr>
+        <w:t>Sustainability: link to the Group's FY2030 strategic pillars where applicable.</w:t>
       </w:r>
     </w:p>
     <w:p>
       <w:pPr>
-        <w:pStyle w:val="ListBullet"/>
+        <w:jc w:val="center"/>
       </w:pPr>
       <w:r>
-        <w:t>AI + GenAI usage — governance framework in flight; risk of data leakage and IP exposure.</w:t>
-      </w:r>
-    </w:p>
-    <w:p>
-      <w:pPr>
-        <w:pStyle w:val="ListBullet"/>
-      </w:pPr>
-      <w:r>
-        <w:t>Talent + key-person risk — 11 critical roles flagged for succession refresh.</w:t>
-      </w:r>
-    </w:p>
-    <w:p>
-      <w:pPr>
-        <w:pStyle w:val="ListBullet"/>
-      </w:pPr>
-      <w:r>
-        <w:t>Supply chain — chip + commodity sourcing concentration; mitigation via dual-sourcing programme.</w:t>
-      </w:r>
-    </w:p>
-    <w:p>
-      <w:pPr>
-        <w:pStyle w:val="Heading1"/>
-      </w:pPr>
-      <w:r>
-        <w:t>5. Stress + scenario testing</w:t>
-      </w:r>
-    </w:p>
-    <w:p>
-      <w:r>
-        <w:t>A 12-month forward stress was completed in Q1, combining: NPL +200bps in Banking, IDR -15% to MYR, palm oil price -RM 800/MT, and a 4-week IT outage. Group EBITDA impact in the base + stress: -MYR 1.8B (-26%). Covenant headroom remains positive across all facilities under stress, with the tightest at Interest Coverage 4.4x (vs covenant 4.0x).</w:t>
-      </w:r>
-    </w:p>
-    <w:p>
-      <w:pPr>
-        <w:pStyle w:val="Heading1"/>
-      </w:pPr>
-      <w:r>
-        <w:t>6. Risk Committee requests</w:t>
-      </w:r>
-    </w:p>
-    <w:p>
-      <w:pPr>
-        <w:pStyle w:val="ListNumber"/>
-      </w:pPr>
-      <w:r>
-        <w:t>Approve update to risk appetite statement (separate paper) — recalibration of credit + climate metrics.</w:t>
-      </w:r>
-    </w:p>
-    <w:p>
-      <w:pPr>
-        <w:pStyle w:val="ListNumber"/>
-      </w:pPr>
-      <w:r>
-        <w:t>Note Red status for 3 items and the remediation plans tabled.</w:t>
-      </w:r>
-    </w:p>
-    <w:p>
-      <w:pPr>
-        <w:pStyle w:val="ListNumber"/>
-      </w:pPr>
-      <w:r>
-        <w:t>Endorse risk-accept paper for 2 climate-physical legacy items (residual MYR 2.8M).</w:t>
-      </w:r>
-    </w:p>
-    <w:p>
-      <w:pPr>
-        <w:pStyle w:val="ListNumber"/>
-      </w:pPr>
-      <w:r>
-        <w:t>Approve MYR 6.4M remediation budget for Scope 3 data quality.</w:t>
+        <w:rPr>
+          <w:i/>
+          <w:color w:val="9CA3AF"/>
+          <w:sz w:val="16"/>
+        </w:rPr>
+        <w:t>— END OF DOCUMENT —</w:t>
       </w:r>
     </w:p>
     <w:sectPr>
@@ -1151,10 +820,6 @@
     <w:name w:val="Normal"/>
     <w:qFormat/>
     <w:rsid w:val="00FC693F"/>
-    <w:rPr>
-      <w:rFonts w:ascii="Aptos" w:hAnsi="Aptos"/>
-      <w:sz w:val="22"/>
-    </w:rPr>
   </w:style>
   <w:style w:type="paragraph" w:styleId="Header">
     <w:name w:val="header"/>
